--- a/frontend/src/assets/documents/Typologie_des_acteurs.docx
+++ b/frontend/src/assets/documents/Typologie_des_acteurs.docx
@@ -1,6 +1,6 @@
 
 <file path=word/document.xml><?xml version="1.0" encoding="utf-8"?>
-<w:document xmlns:wpc="http://schemas.microsoft.com/office/word/2010/wordprocessingCanvas" xmlns:cx="http://schemas.microsoft.com/office/drawing/2014/chartex" xmlns:cx1="http://schemas.microsoft.com/office/drawing/2015/9/8/chartex" xmlns:cx2="http://schemas.microsoft.com/office/drawing/2015/10/21/chartex" xmlns:cx3="http://schemas.microsoft.com/office/drawing/2016/5/9/chartex" xmlns:cx4="http://schemas.microsoft.com/office/drawing/2016/5/10/chartex" xmlns:cx5="http://schemas.microsoft.com/office/drawing/2016/5/11/chartex" xmlns:cx6="http://schemas.microsoft.com/office/drawing/2016/5/12/chartex" xmlns:cx7="http://schemas.microsoft.com/office/drawing/2016/5/13/chartex" xmlns:cx8="http://schemas.microsoft.com/office/drawing/2016/5/14/chartex" xmlns:mc="http://schemas.openxmlformats.org/markup-compatibility/2006" xmlns:aink="http://schemas.microsoft.com/office/drawing/2016/ink" xmlns:am3d="http://schemas.microsoft.com/office/drawing/2017/model3d" xmlns:o="urn:schemas-microsoft-com:office:office" xmlns:r="http://schemas.openxmlformats.org/officeDocument/2006/relationships" xmlns:m="http://schemas.openxmlformats.org/officeDocument/2006/math" xmlns:v="urn:schemas-microsoft-com:vml" xmlns:wp14="http://schemas.microsoft.com/office/word/2010/wordprocessingDrawing" xmlns:wp="http://schemas.openxmlformats.org/drawingml/2006/wordprocessingDrawing" xmlns:w10="urn:schemas-microsoft-com:office:word" xmlns:w="http://schemas.openxmlformats.org/wordprocessingml/2006/main" xmlns:w14="http://schemas.microsoft.com/office/word/2010/wordml" xmlns:w15="http://schemas.microsoft.com/office/word/2012/wordml" xmlns:w16cid="http://schemas.microsoft.com/office/word/2016/wordml/cid" xmlns:w16se="http://schemas.microsoft.com/office/word/2015/wordml/symex" xmlns:wpg="http://schemas.microsoft.com/office/word/2010/wordprocessingGroup" xmlns:wpi="http://schemas.microsoft.com/office/word/2010/wordprocessingInk" xmlns:wne="http://schemas.microsoft.com/office/word/2006/wordml" xmlns:wps="http://schemas.microsoft.com/office/word/2010/wordprocessingShape" mc:Ignorable="w14 w15 w16se w16cid wp14">
+<w:document xmlns:wpc="http://schemas.microsoft.com/office/word/2010/wordprocessingCanvas" xmlns:cx="http://schemas.microsoft.com/office/drawing/2014/chartex" xmlns:cx1="http://schemas.microsoft.com/office/drawing/2015/9/8/chartex" xmlns:cx2="http://schemas.microsoft.com/office/drawing/2015/10/21/chartex" xmlns:cx3="http://schemas.microsoft.com/office/drawing/2016/5/9/chartex" xmlns:cx4="http://schemas.microsoft.com/office/drawing/2016/5/10/chartex" xmlns:cx5="http://schemas.microsoft.com/office/drawing/2016/5/11/chartex" xmlns:cx6="http://schemas.microsoft.com/office/drawing/2016/5/12/chartex" xmlns:cx7="http://schemas.microsoft.com/office/drawing/2016/5/13/chartex" xmlns:cx8="http://schemas.microsoft.com/office/drawing/2016/5/14/chartex" xmlns:mc="http://schemas.openxmlformats.org/markup-compatibility/2006" xmlns:aink="http://schemas.microsoft.com/office/drawing/2016/ink" xmlns:am3d="http://schemas.microsoft.com/office/drawing/2017/model3d" xmlns:o="urn:schemas-microsoft-com:office:office" xmlns:oel="http://schemas.microsoft.com/office/2019/extlst" xmlns:r="http://schemas.openxmlformats.org/officeDocument/2006/relationships" xmlns:m="http://schemas.openxmlformats.org/officeDocument/2006/math" xmlns:v="urn:schemas-microsoft-com:vml" xmlns:wp14="http://schemas.microsoft.com/office/word/2010/wordprocessingDrawing" xmlns:wp="http://schemas.openxmlformats.org/drawingml/2006/wordprocessingDrawing" xmlns:w10="urn:schemas-microsoft-com:office:word" xmlns:w="http://schemas.openxmlformats.org/wordprocessingml/2006/main" xmlns:w14="http://schemas.microsoft.com/office/word/2010/wordml" xmlns:w15="http://schemas.microsoft.com/office/word/2012/wordml" xmlns:w16cex="http://schemas.microsoft.com/office/word/2018/wordml/cex" xmlns:w16cid="http://schemas.microsoft.com/office/word/2016/wordml/cid" xmlns:w16="http://schemas.microsoft.com/office/word/2018/wordml" xmlns:w16du="http://schemas.microsoft.com/office/word/2023/wordml/word16du" xmlns:w16sdtdh="http://schemas.microsoft.com/office/word/2020/wordml/sdtdatahash" xmlns:w16sdtfl="http://schemas.microsoft.com/office/word/2024/wordml/sdtformatlock" xmlns:w16se="http://schemas.microsoft.com/office/word/2015/wordml/symex" xmlns:wpg="http://schemas.microsoft.com/office/word/2010/wordprocessingGroup" xmlns:wpi="http://schemas.microsoft.com/office/word/2010/wordprocessingInk" xmlns:wne="http://schemas.microsoft.com/office/word/2006/wordml" xmlns:wps="http://schemas.microsoft.com/office/word/2010/wordprocessingShape" mc:Ignorable="w14 w15 w16se w16cid w16 w16cex w16sdtdh w16sdtfl w16du wp14">
   <w:body>
     <w:p>
       <w:pPr>
@@ -40,7 +40,21 @@
           <w:b/>
           <w:i/>
         </w:rPr>
-        <w:t>Cette typologie reprenant 5 grands groupes d’acteurs est la typologie de référence pour mener un Diagnostic d’Ancrage Territorial. Ainsi, vos acteurs identifiés doivent correspondre à un groupe ci-dessous. Dans les étapes suivantes, vous retrouverez cette typologie : veillez donc bien à la respecter.</w:t>
+        <w:t xml:space="preserve">Cette typologie reprenant 5 grands groupes d’acteurs est la typologie de référence pour mener un Diagnostic d’Ancrage Territorial. Ainsi, vos acteurs identifiés doivent correspondre à un groupe ci-dessous. Dans les étapes suivantes, vous retrouverez cette </w:t>
+      </w:r>
+      <w:r>
+        <w:rPr>
+          <w:b/>
+          <w:i/>
+        </w:rPr>
+        <w:t>typologie :</w:t>
+      </w:r>
+      <w:r>
+        <w:rPr>
+          <w:b/>
+          <w:i/>
+        </w:rPr>
+        <w:t xml:space="preserve"> veillez donc bien à la respecter.</w:t>
       </w:r>
     </w:p>
     <w:p>
@@ -91,25 +105,7 @@
               <w:rPr>
                 <w:b/>
               </w:rPr>
-              <w:t>Identification</w:t>
-            </w:r>
-            <w:r>
-              <w:rPr>
-                <w:b/>
-              </w:rPr>
-              <w:t xml:space="preserve"> de</w:t>
-            </w:r>
-            <w:r>
-              <w:rPr>
-                <w:b/>
-              </w:rPr>
-              <w:t>s</w:t>
-            </w:r>
-            <w:r>
-              <w:rPr>
-                <w:b/>
-              </w:rPr>
-              <w:t xml:space="preserve"> groupe</w:t>
+              <w:t>Exemples de groupe</w:t>
             </w:r>
           </w:p>
         </w:tc>
@@ -146,12 +142,13 @@
               <w:jc w:val="both"/>
             </w:pPr>
             <w:r>
-              <w:t xml:space="preserve">Animation, pédagogie, tourisme </w:t>
-            </w:r>
-            <w:bookmarkStart w:id="0" w:name="_GoBack"/>
-            <w:bookmarkEnd w:id="0"/>
-            <w:r>
-              <w:t>et sensibilisation</w:t>
+              <w:t>Animation, pédagogie</w:t>
+            </w:r>
+            <w:r>
+              <w:t>, tourisme</w:t>
+            </w:r>
+            <w:r>
+              <w:t xml:space="preserve"> et sensibilisation</w:t>
             </w:r>
           </w:p>
         </w:tc>
@@ -164,7 +161,7 @@
               <w:jc w:val="both"/>
             </w:pPr>
             <w:r>
-              <w:t xml:space="preserve">Acteurs professionnels ou associatifs de l’animation, des loisirs ou du tourisme dans les domaines de l’environnement et de la découverte de la nature. Ces acteurs ont une vision orientée principalement sur les offres d’animation proposées par l’aire protégée, ainsi qu’au cadre de visites et de balades qu’elle permet. Ces acteurs permettent de valoriser une facette des activités des réserves qui n’est pas toujours bien connue ou estimée par tous les autres acteurs. </w:t>
+              <w:t xml:space="preserve">Acteurs professionnels ou associatifs de l’animation, des loisirs ou du tourisme dans les domaines de l’environnement et de la découverte de la nature. Ces acteurs ont une vision orientée principalement sur les offres d’animation proposées par la réserve, ainsi qu’au cadre de visites et de balades qu’elle permet. Ces acteurs permettent de valoriser une facette des activités des réserves qui n’est pas toujours bien connue ou estimée par tous les autres acteurs. </w:t>
             </w:r>
           </w:p>
           <w:p>
@@ -214,7 +211,7 @@
               <w:jc w:val="both"/>
             </w:pPr>
             <w:r>
-              <w:t>Acteurs professionnels qualifiés, travaillant occasionnellement avec l’aire protégée sur des sujets diversifiés touchant à l’aménagement du territoire (gestion de l’environnement, des activités humaines…) tant pour des acteurs locaux (collectivités) que pour des acteurs éloignés (administrations).</w:t>
+              <w:t>Acteurs professionnels qualifiés, travaillant occasionnellement avec la réserve naturelle sur des sujets diversifiés touchant à l’aménagement du territoire (gestion de l’environnement, des activités humaines…) tant pour des acteurs locaux (collectivités) que pour des acteurs éloignés (administrations).</w:t>
             </w:r>
           </w:p>
           <w:p>
@@ -228,7 +225,13 @@
               <w:t>Exemples</w:t>
             </w:r>
             <w:r>
-              <w:t> : Conservatoire du Littoral, Conservatoires d’Espaces Naturels, Services techniques d’une collectivité, DREAL, Région, Conseil Départemental, Syndicat de gestion d’un territoire ou d’une ressource (eau, marais, foret…).</w:t>
+              <w:t xml:space="preserve"> : Conservatoire du Littoral, Conservatoires d’Espaces </w:t>
+            </w:r>
+            <w:r>
+              <w:t>Naturels, Services</w:t>
+            </w:r>
+            <w:r>
+              <w:t xml:space="preserve"> techniques d’une collectivité, DREAL, Région, Conseil Départemental, Syndicat de gestion d’un territoire ou d’une ressource (eau, marais, foret…).</w:t>
             </w:r>
           </w:p>
           <w:p>
@@ -264,7 +267,7 @@
               <w:jc w:val="both"/>
             </w:pPr>
             <w:r>
-              <w:t>Catégorie large, qui rassemble tous les acteurs rencontrés en tant qu’usagers ou riverains de l’aire protégée et de son territoire périphérique. Les usagers sont entendus au sens assez large : acteurs ayant une activité de loisir à proximité directe de la réserve naturelle. Sont associés à cette catégorie les élus des communes locales. Ceux-ci disposent avant du tout d’un discours de représentants de la population locale et des différentes branches d’acteurs concernés par l’aire protégée, et disposent également d’un regard plus technique sur l’aménagement et les enjeux du territoire local. Les chasseurs et pêcheurs contribuent également à cette catégorie.</w:t>
+              <w:t>Catégorie large, qui rassemble tous les acteurs rencontrés en tant qu’usagers ou riverains de la réserve naturelle et de son territoire périphérique. Les usagers sont entendus au sens assez large : acteurs ayant une activité de loisir à proximité directe de la réserve naturelle. Sont associés à cette catégorie les élus des communes locales. Ceux-ci disposent avant du tout d’un discours de représentants de la population locale et des différentes branches d’acteurs concernés par la réserve naturelle, et disposent également d’un regard plus technique sur l’aménagement et les enjeux du territoire local. Les chasseurs et pêcheurs contribuent également à cette catégorie.</w:t>
             </w:r>
           </w:p>
           <w:p>
@@ -288,7 +291,10 @@
             </w:pPr>
             <w:r>
               <w:lastRenderedPageBreak/>
-              <w:t>Exploitants professionnels des ressources naturelles</w:t>
+              <w:t>A</w:t>
+            </w:r>
+            <w:r>
+              <w:t>cteurs économiques</w:t>
             </w:r>
           </w:p>
         </w:tc>
@@ -301,7 +307,7 @@
               <w:jc w:val="both"/>
             </w:pPr>
             <w:r>
-              <w:t>Sont concernés tous les exploitants concernés par l’aire protégée, mais également les exploitants en périphérie, concernés par les mêmes enjeux et qui peuvent avoir un mot à dire sur les choix de gestion de l’aire protégée. A noter : la grande majorité des exploitants professionnels rencontrés contribuent également à la catégorie « Riverains ».</w:t>
+              <w:t>Sont concernés tous les exploitants concernés par la réserve naturelle, mais également les exploitants en périphérie, concernés par les mêmes enjeux et qui peuvent avoir un mot à dire sur les choix de gestion de la réserve. A noter : la grande majorité des exploitants professionnels rencontrés contribuent également à la catégorie « Riverains ».</w:t>
             </w:r>
           </w:p>
           <w:p>
@@ -321,14 +327,8 @@
           <w:p>
             <w:pPr>
               <w:jc w:val="both"/>
-              <w:rPr>
-                <w:i/>
-              </w:rPr>
-            </w:pPr>
-            <w:r>
-              <w:rPr>
-                <w:i/>
-              </w:rPr>
+            </w:pPr>
+            <w:r>
               <w:t xml:space="preserve">Il peut être possible de réaliser des sous-groupes par activités en fonction de leur importance et de leurs positionnements sur le territoire. </w:t>
             </w:r>
           </w:p>
@@ -366,7 +366,13 @@
               <w:jc w:val="both"/>
             </w:pPr>
             <w:r>
-              <w:t>Tous les membres ayant droit à participer au Comité de Gestion de l’aire protégée : y compris ceux n'y participant, de fait, jamais.</w:t>
+              <w:t xml:space="preserve">Tous les membres ayant droit à participer au Comité de Gestion de la réserve </w:t>
+            </w:r>
+            <w:r>
+              <w:t>naturelle :</w:t>
+            </w:r>
+            <w:r>
+              <w:t xml:space="preserve"> y compris ceux n'y participant, de fait, jamais.</w:t>
             </w:r>
           </w:p>
           <w:p>
@@ -386,8 +392,8 @@
           <w:color w:val="FF0000"/>
         </w:rPr>
       </w:pPr>
-      <w:bookmarkStart w:id="1" w:name="_heading=h.gjdgxs" w:colFirst="0" w:colLast="0"/>
-      <w:bookmarkEnd w:id="1"/>
+      <w:bookmarkStart w:id="0" w:name="_heading=h.gjdgxs" w:colFirst="0" w:colLast="0"/>
+      <w:bookmarkEnd w:id="0"/>
     </w:p>
     <w:sectPr>
       <w:headerReference w:type="default" r:id="rId7"/>
@@ -402,7 +408,7 @@
 </file>
 
 <file path=word/endnotes.xml><?xml version="1.0" encoding="utf-8"?>
-<w:endnotes xmlns:wpc="http://schemas.microsoft.com/office/word/2010/wordprocessingCanvas" xmlns:cx="http://schemas.microsoft.com/office/drawing/2014/chartex" xmlns:cx1="http://schemas.microsoft.com/office/drawing/2015/9/8/chartex" xmlns:cx2="http://schemas.microsoft.com/office/drawing/2015/10/21/chartex" xmlns:cx3="http://schemas.microsoft.com/office/drawing/2016/5/9/chartex" xmlns:cx4="http://schemas.microsoft.com/office/drawing/2016/5/10/chartex" xmlns:cx5="http://schemas.microsoft.com/office/drawing/2016/5/11/chartex" xmlns:cx6="http://schemas.microsoft.com/office/drawing/2016/5/12/chartex" xmlns:cx7="http://schemas.microsoft.com/office/drawing/2016/5/13/chartex" xmlns:cx8="http://schemas.microsoft.com/office/drawing/2016/5/14/chartex" xmlns:mc="http://schemas.openxmlformats.org/markup-compatibility/2006" xmlns:aink="http://schemas.microsoft.com/office/drawing/2016/ink" xmlns:am3d="http://schemas.microsoft.com/office/drawing/2017/model3d" xmlns:o="urn:schemas-microsoft-com:office:office" xmlns:r="http://schemas.openxmlformats.org/officeDocument/2006/relationships" xmlns:m="http://schemas.openxmlformats.org/officeDocument/2006/math" xmlns:v="urn:schemas-microsoft-com:vml" xmlns:wp14="http://schemas.microsoft.com/office/word/2010/wordprocessingDrawing" xmlns:wp="http://schemas.openxmlformats.org/drawingml/2006/wordprocessingDrawing" xmlns:w10="urn:schemas-microsoft-com:office:word" xmlns:w="http://schemas.openxmlformats.org/wordprocessingml/2006/main" xmlns:w14="http://schemas.microsoft.com/office/word/2010/wordml" xmlns:w15="http://schemas.microsoft.com/office/word/2012/wordml" xmlns:w16cid="http://schemas.microsoft.com/office/word/2016/wordml/cid" xmlns:w16se="http://schemas.microsoft.com/office/word/2015/wordml/symex" xmlns:wpg="http://schemas.microsoft.com/office/word/2010/wordprocessingGroup" xmlns:wpi="http://schemas.microsoft.com/office/word/2010/wordprocessingInk" xmlns:wne="http://schemas.microsoft.com/office/word/2006/wordml" xmlns:wps="http://schemas.microsoft.com/office/word/2010/wordprocessingShape" mc:Ignorable="w14 w15 w16se w16cid wp14">
+<w:endnotes xmlns:wpc="http://schemas.microsoft.com/office/word/2010/wordprocessingCanvas" xmlns:cx="http://schemas.microsoft.com/office/drawing/2014/chartex" xmlns:cx1="http://schemas.microsoft.com/office/drawing/2015/9/8/chartex" xmlns:cx2="http://schemas.microsoft.com/office/drawing/2015/10/21/chartex" xmlns:cx3="http://schemas.microsoft.com/office/drawing/2016/5/9/chartex" xmlns:cx4="http://schemas.microsoft.com/office/drawing/2016/5/10/chartex" xmlns:cx5="http://schemas.microsoft.com/office/drawing/2016/5/11/chartex" xmlns:cx6="http://schemas.microsoft.com/office/drawing/2016/5/12/chartex" xmlns:cx7="http://schemas.microsoft.com/office/drawing/2016/5/13/chartex" xmlns:cx8="http://schemas.microsoft.com/office/drawing/2016/5/14/chartex" xmlns:mc="http://schemas.openxmlformats.org/markup-compatibility/2006" xmlns:aink="http://schemas.microsoft.com/office/drawing/2016/ink" xmlns:am3d="http://schemas.microsoft.com/office/drawing/2017/model3d" xmlns:o="urn:schemas-microsoft-com:office:office" xmlns:oel="http://schemas.microsoft.com/office/2019/extlst" xmlns:r="http://schemas.openxmlformats.org/officeDocument/2006/relationships" xmlns:m="http://schemas.openxmlformats.org/officeDocument/2006/math" xmlns:v="urn:schemas-microsoft-com:vml" xmlns:wp14="http://schemas.microsoft.com/office/word/2010/wordprocessingDrawing" xmlns:wp="http://schemas.openxmlformats.org/drawingml/2006/wordprocessingDrawing" xmlns:w10="urn:schemas-microsoft-com:office:word" xmlns:w="http://schemas.openxmlformats.org/wordprocessingml/2006/main" xmlns:w14="http://schemas.microsoft.com/office/word/2010/wordml" xmlns:w15="http://schemas.microsoft.com/office/word/2012/wordml" xmlns:w16cex="http://schemas.microsoft.com/office/word/2018/wordml/cex" xmlns:w16cid="http://schemas.microsoft.com/office/word/2016/wordml/cid" xmlns:w16="http://schemas.microsoft.com/office/word/2018/wordml" xmlns:w16du="http://schemas.microsoft.com/office/word/2023/wordml/word16du" xmlns:w16sdtdh="http://schemas.microsoft.com/office/word/2020/wordml/sdtdatahash" xmlns:w16sdtfl="http://schemas.microsoft.com/office/word/2024/wordml/sdtformatlock" xmlns:w16se="http://schemas.microsoft.com/office/word/2015/wordml/symex" xmlns:wpg="http://schemas.microsoft.com/office/word/2010/wordprocessingGroup" xmlns:wpi="http://schemas.microsoft.com/office/word/2010/wordprocessingInk" xmlns:wne="http://schemas.microsoft.com/office/word/2006/wordml" xmlns:wps="http://schemas.microsoft.com/office/word/2010/wordprocessingShape" mc:Ignorable="w14 w15 w16se w16cid w16 w16cex w16sdtdh w16sdtfl w16du wp14">
   <w:endnote w:type="separator" w:id="-1">
     <w:p>
       <w:pPr>
@@ -427,7 +433,7 @@
 </file>
 
 <file path=word/footer1.xml><?xml version="1.0" encoding="utf-8"?>
-<w:ftr xmlns:wpc="http://schemas.microsoft.com/office/word/2010/wordprocessingCanvas" xmlns:cx="http://schemas.microsoft.com/office/drawing/2014/chartex" xmlns:cx1="http://schemas.microsoft.com/office/drawing/2015/9/8/chartex" xmlns:cx2="http://schemas.microsoft.com/office/drawing/2015/10/21/chartex" xmlns:cx3="http://schemas.microsoft.com/office/drawing/2016/5/9/chartex" xmlns:cx4="http://schemas.microsoft.com/office/drawing/2016/5/10/chartex" xmlns:cx5="http://schemas.microsoft.com/office/drawing/2016/5/11/chartex" xmlns:cx6="http://schemas.microsoft.com/office/drawing/2016/5/12/chartex" xmlns:cx7="http://schemas.microsoft.com/office/drawing/2016/5/13/chartex" xmlns:cx8="http://schemas.microsoft.com/office/drawing/2016/5/14/chartex" xmlns:mc="http://schemas.openxmlformats.org/markup-compatibility/2006" xmlns:aink="http://schemas.microsoft.com/office/drawing/2016/ink" xmlns:am3d="http://schemas.microsoft.com/office/drawing/2017/model3d" xmlns:o="urn:schemas-microsoft-com:office:office" xmlns:r="http://schemas.openxmlformats.org/officeDocument/2006/relationships" xmlns:m="http://schemas.openxmlformats.org/officeDocument/2006/math" xmlns:v="urn:schemas-microsoft-com:vml" xmlns:wp14="http://schemas.microsoft.com/office/word/2010/wordprocessingDrawing" xmlns:wp="http://schemas.openxmlformats.org/drawingml/2006/wordprocessingDrawing" xmlns:w10="urn:schemas-microsoft-com:office:word" xmlns:w="http://schemas.openxmlformats.org/wordprocessingml/2006/main" xmlns:w14="http://schemas.microsoft.com/office/word/2010/wordml" xmlns:w15="http://schemas.microsoft.com/office/word/2012/wordml" xmlns:w16cid="http://schemas.microsoft.com/office/word/2016/wordml/cid" xmlns:w16se="http://schemas.microsoft.com/office/word/2015/wordml/symex" xmlns:wpg="http://schemas.microsoft.com/office/word/2010/wordprocessingGroup" xmlns:wpi="http://schemas.microsoft.com/office/word/2010/wordprocessingInk" xmlns:wne="http://schemas.microsoft.com/office/word/2006/wordml" xmlns:wps="http://schemas.microsoft.com/office/word/2010/wordprocessingShape" mc:Ignorable="w14 w15 w16se w16cid wp14">
+<w:ftr xmlns:wpc="http://schemas.microsoft.com/office/word/2010/wordprocessingCanvas" xmlns:cx="http://schemas.microsoft.com/office/drawing/2014/chartex" xmlns:cx1="http://schemas.microsoft.com/office/drawing/2015/9/8/chartex" xmlns:cx2="http://schemas.microsoft.com/office/drawing/2015/10/21/chartex" xmlns:cx3="http://schemas.microsoft.com/office/drawing/2016/5/9/chartex" xmlns:cx4="http://schemas.microsoft.com/office/drawing/2016/5/10/chartex" xmlns:cx5="http://schemas.microsoft.com/office/drawing/2016/5/11/chartex" xmlns:cx6="http://schemas.microsoft.com/office/drawing/2016/5/12/chartex" xmlns:cx7="http://schemas.microsoft.com/office/drawing/2016/5/13/chartex" xmlns:cx8="http://schemas.microsoft.com/office/drawing/2016/5/14/chartex" xmlns:mc="http://schemas.openxmlformats.org/markup-compatibility/2006" xmlns:aink="http://schemas.microsoft.com/office/drawing/2016/ink" xmlns:am3d="http://schemas.microsoft.com/office/drawing/2017/model3d" xmlns:o="urn:schemas-microsoft-com:office:office" xmlns:oel="http://schemas.microsoft.com/office/2019/extlst" xmlns:r="http://schemas.openxmlformats.org/officeDocument/2006/relationships" xmlns:m="http://schemas.openxmlformats.org/officeDocument/2006/math" xmlns:v="urn:schemas-microsoft-com:vml" xmlns:wp14="http://schemas.microsoft.com/office/word/2010/wordprocessingDrawing" xmlns:wp="http://schemas.openxmlformats.org/drawingml/2006/wordprocessingDrawing" xmlns:w10="urn:schemas-microsoft-com:office:word" xmlns:w="http://schemas.openxmlformats.org/wordprocessingml/2006/main" xmlns:w14="http://schemas.microsoft.com/office/word/2010/wordml" xmlns:w15="http://schemas.microsoft.com/office/word/2012/wordml" xmlns:w16cex="http://schemas.microsoft.com/office/word/2018/wordml/cex" xmlns:w16cid="http://schemas.microsoft.com/office/word/2016/wordml/cid" xmlns:w16="http://schemas.microsoft.com/office/word/2018/wordml" xmlns:w16du="http://schemas.microsoft.com/office/word/2023/wordml/word16du" xmlns:w16sdtdh="http://schemas.microsoft.com/office/word/2020/wordml/sdtdatahash" xmlns:w16sdtfl="http://schemas.microsoft.com/office/word/2024/wordml/sdtformatlock" xmlns:w16se="http://schemas.microsoft.com/office/word/2015/wordml/symex" xmlns:wpg="http://schemas.microsoft.com/office/word/2010/wordprocessingGroup" xmlns:wpi="http://schemas.microsoft.com/office/word/2010/wordprocessingInk" xmlns:wne="http://schemas.microsoft.com/office/word/2006/wordml" xmlns:wps="http://schemas.microsoft.com/office/word/2010/wordprocessingShape" mc:Ignorable="w14 w15 w16se w16cid w16 w16cex w16sdtdh w16sdtfl w16du wp14">
   <w:p>
     <w:pPr>
       <w:pBdr>
@@ -443,19 +449,24 @@
       </w:tabs>
       <w:spacing w:after="0" w:line="240" w:lineRule="auto"/>
       <w:rPr>
-        <w:i/>
         <w:color w:val="000000"/>
-        <w:sz w:val="20"/>
       </w:rPr>
     </w:pPr>
     <w:r>
       <w:rPr>
-        <w:i/>
-        <w:color w:val="FF0000"/>
-        <w:sz w:val="20"/>
+        <w:color w:val="000000"/>
       </w:rPr>
-      <w:t>Document mis à disposition sous une licence autorisant l’accès et le partage (cf. Mentions légales 2022)</w:t>
+      <w:t xml:space="preserve">Document mis à disposition sous un contrat </w:t>
     </w:r>
+    <w:hyperlink r:id="rId1">
+      <w:r>
+        <w:rPr>
+          <w:color w:val="000000"/>
+          <w:u w:val="single"/>
+        </w:rPr>
+        <w:t>Creative Commons CC BY-NC-ND (4.0)</w:t>
+      </w:r>
+    </w:hyperlink>
   </w:p>
   <w:p>
     <w:pPr>
@@ -480,7 +491,7 @@
 </file>
 
 <file path=word/footnotes.xml><?xml version="1.0" encoding="utf-8"?>
-<w:footnotes xmlns:wpc="http://schemas.microsoft.com/office/word/2010/wordprocessingCanvas" xmlns:cx="http://schemas.microsoft.com/office/drawing/2014/chartex" xmlns:cx1="http://schemas.microsoft.com/office/drawing/2015/9/8/chartex" xmlns:cx2="http://schemas.microsoft.com/office/drawing/2015/10/21/chartex" xmlns:cx3="http://schemas.microsoft.com/office/drawing/2016/5/9/chartex" xmlns:cx4="http://schemas.microsoft.com/office/drawing/2016/5/10/chartex" xmlns:cx5="http://schemas.microsoft.com/office/drawing/2016/5/11/chartex" xmlns:cx6="http://schemas.microsoft.com/office/drawing/2016/5/12/chartex" xmlns:cx7="http://schemas.microsoft.com/office/drawing/2016/5/13/chartex" xmlns:cx8="http://schemas.microsoft.com/office/drawing/2016/5/14/chartex" xmlns:mc="http://schemas.openxmlformats.org/markup-compatibility/2006" xmlns:aink="http://schemas.microsoft.com/office/drawing/2016/ink" xmlns:am3d="http://schemas.microsoft.com/office/drawing/2017/model3d" xmlns:o="urn:schemas-microsoft-com:office:office" xmlns:r="http://schemas.openxmlformats.org/officeDocument/2006/relationships" xmlns:m="http://schemas.openxmlformats.org/officeDocument/2006/math" xmlns:v="urn:schemas-microsoft-com:vml" xmlns:wp14="http://schemas.microsoft.com/office/word/2010/wordprocessingDrawing" xmlns:wp="http://schemas.openxmlformats.org/drawingml/2006/wordprocessingDrawing" xmlns:w10="urn:schemas-microsoft-com:office:word" xmlns:w="http://schemas.openxmlformats.org/wordprocessingml/2006/main" xmlns:w14="http://schemas.microsoft.com/office/word/2010/wordml" xmlns:w15="http://schemas.microsoft.com/office/word/2012/wordml" xmlns:w16cid="http://schemas.microsoft.com/office/word/2016/wordml/cid" xmlns:w16se="http://schemas.microsoft.com/office/word/2015/wordml/symex" xmlns:wpg="http://schemas.microsoft.com/office/word/2010/wordprocessingGroup" xmlns:wpi="http://schemas.microsoft.com/office/word/2010/wordprocessingInk" xmlns:wne="http://schemas.microsoft.com/office/word/2006/wordml" xmlns:wps="http://schemas.microsoft.com/office/word/2010/wordprocessingShape" mc:Ignorable="w14 w15 w16se w16cid wp14">
+<w:footnotes xmlns:wpc="http://schemas.microsoft.com/office/word/2010/wordprocessingCanvas" xmlns:cx="http://schemas.microsoft.com/office/drawing/2014/chartex" xmlns:cx1="http://schemas.microsoft.com/office/drawing/2015/9/8/chartex" xmlns:cx2="http://schemas.microsoft.com/office/drawing/2015/10/21/chartex" xmlns:cx3="http://schemas.microsoft.com/office/drawing/2016/5/9/chartex" xmlns:cx4="http://schemas.microsoft.com/office/drawing/2016/5/10/chartex" xmlns:cx5="http://schemas.microsoft.com/office/drawing/2016/5/11/chartex" xmlns:cx6="http://schemas.microsoft.com/office/drawing/2016/5/12/chartex" xmlns:cx7="http://schemas.microsoft.com/office/drawing/2016/5/13/chartex" xmlns:cx8="http://schemas.microsoft.com/office/drawing/2016/5/14/chartex" xmlns:mc="http://schemas.openxmlformats.org/markup-compatibility/2006" xmlns:aink="http://schemas.microsoft.com/office/drawing/2016/ink" xmlns:am3d="http://schemas.microsoft.com/office/drawing/2017/model3d" xmlns:o="urn:schemas-microsoft-com:office:office" xmlns:oel="http://schemas.microsoft.com/office/2019/extlst" xmlns:r="http://schemas.openxmlformats.org/officeDocument/2006/relationships" xmlns:m="http://schemas.openxmlformats.org/officeDocument/2006/math" xmlns:v="urn:schemas-microsoft-com:vml" xmlns:wp14="http://schemas.microsoft.com/office/word/2010/wordprocessingDrawing" xmlns:wp="http://schemas.openxmlformats.org/drawingml/2006/wordprocessingDrawing" xmlns:w10="urn:schemas-microsoft-com:office:word" xmlns:w="http://schemas.openxmlformats.org/wordprocessingml/2006/main" xmlns:w14="http://schemas.microsoft.com/office/word/2010/wordml" xmlns:w15="http://schemas.microsoft.com/office/word/2012/wordml" xmlns:w16cex="http://schemas.microsoft.com/office/word/2018/wordml/cex" xmlns:w16cid="http://schemas.microsoft.com/office/word/2016/wordml/cid" xmlns:w16="http://schemas.microsoft.com/office/word/2018/wordml" xmlns:w16du="http://schemas.microsoft.com/office/word/2023/wordml/word16du" xmlns:w16sdtdh="http://schemas.microsoft.com/office/word/2020/wordml/sdtdatahash" xmlns:w16sdtfl="http://schemas.microsoft.com/office/word/2024/wordml/sdtformatlock" xmlns:w16se="http://schemas.microsoft.com/office/word/2015/wordml/symex" xmlns:wpg="http://schemas.microsoft.com/office/word/2010/wordprocessingGroup" xmlns:wpi="http://schemas.microsoft.com/office/word/2010/wordprocessingInk" xmlns:wne="http://schemas.microsoft.com/office/word/2006/wordml" xmlns:wps="http://schemas.microsoft.com/office/word/2010/wordprocessingShape" mc:Ignorable="w14 w15 w16se w16cid w16 w16cex w16sdtdh w16sdtfl w16du wp14">
   <w:footnote w:type="separator" w:id="-1">
     <w:p>
       <w:pPr>
@@ -505,7 +516,7 @@
 </file>
 
 <file path=word/header1.xml><?xml version="1.0" encoding="utf-8"?>
-<w:hdr xmlns:wpc="http://schemas.microsoft.com/office/word/2010/wordprocessingCanvas" xmlns:cx="http://schemas.microsoft.com/office/drawing/2014/chartex" xmlns:cx1="http://schemas.microsoft.com/office/drawing/2015/9/8/chartex" xmlns:cx2="http://schemas.microsoft.com/office/drawing/2015/10/21/chartex" xmlns:cx3="http://schemas.microsoft.com/office/drawing/2016/5/9/chartex" xmlns:cx4="http://schemas.microsoft.com/office/drawing/2016/5/10/chartex" xmlns:cx5="http://schemas.microsoft.com/office/drawing/2016/5/11/chartex" xmlns:cx6="http://schemas.microsoft.com/office/drawing/2016/5/12/chartex" xmlns:cx7="http://schemas.microsoft.com/office/drawing/2016/5/13/chartex" xmlns:cx8="http://schemas.microsoft.com/office/drawing/2016/5/14/chartex" xmlns:mc="http://schemas.openxmlformats.org/markup-compatibility/2006" xmlns:aink="http://schemas.microsoft.com/office/drawing/2016/ink" xmlns:am3d="http://schemas.microsoft.com/office/drawing/2017/model3d" xmlns:o="urn:schemas-microsoft-com:office:office" xmlns:r="http://schemas.openxmlformats.org/officeDocument/2006/relationships" xmlns:m="http://schemas.openxmlformats.org/officeDocument/2006/math" xmlns:v="urn:schemas-microsoft-com:vml" xmlns:wp14="http://schemas.microsoft.com/office/word/2010/wordprocessingDrawing" xmlns:wp="http://schemas.openxmlformats.org/drawingml/2006/wordprocessingDrawing" xmlns:w10="urn:schemas-microsoft-com:office:word" xmlns:w="http://schemas.openxmlformats.org/wordprocessingml/2006/main" xmlns:w14="http://schemas.microsoft.com/office/word/2010/wordml" xmlns:w15="http://schemas.microsoft.com/office/word/2012/wordml" xmlns:w16cid="http://schemas.microsoft.com/office/word/2016/wordml/cid" xmlns:w16se="http://schemas.microsoft.com/office/word/2015/wordml/symex" xmlns:wpg="http://schemas.microsoft.com/office/word/2010/wordprocessingGroup" xmlns:wpi="http://schemas.microsoft.com/office/word/2010/wordprocessingInk" xmlns:wne="http://schemas.microsoft.com/office/word/2006/wordml" xmlns:wps="http://schemas.microsoft.com/office/word/2010/wordprocessingShape" mc:Ignorable="w14 w15 w16se w16cid wp14">
+<w:hdr xmlns:wpc="http://schemas.microsoft.com/office/word/2010/wordprocessingCanvas" xmlns:cx="http://schemas.microsoft.com/office/drawing/2014/chartex" xmlns:cx1="http://schemas.microsoft.com/office/drawing/2015/9/8/chartex" xmlns:cx2="http://schemas.microsoft.com/office/drawing/2015/10/21/chartex" xmlns:cx3="http://schemas.microsoft.com/office/drawing/2016/5/9/chartex" xmlns:cx4="http://schemas.microsoft.com/office/drawing/2016/5/10/chartex" xmlns:cx5="http://schemas.microsoft.com/office/drawing/2016/5/11/chartex" xmlns:cx6="http://schemas.microsoft.com/office/drawing/2016/5/12/chartex" xmlns:cx7="http://schemas.microsoft.com/office/drawing/2016/5/13/chartex" xmlns:cx8="http://schemas.microsoft.com/office/drawing/2016/5/14/chartex" xmlns:mc="http://schemas.openxmlformats.org/markup-compatibility/2006" xmlns:aink="http://schemas.microsoft.com/office/drawing/2016/ink" xmlns:am3d="http://schemas.microsoft.com/office/drawing/2017/model3d" xmlns:o="urn:schemas-microsoft-com:office:office" xmlns:oel="http://schemas.microsoft.com/office/2019/extlst" xmlns:r="http://schemas.openxmlformats.org/officeDocument/2006/relationships" xmlns:m="http://schemas.openxmlformats.org/officeDocument/2006/math" xmlns:v="urn:schemas-microsoft-com:vml" xmlns:wp14="http://schemas.microsoft.com/office/word/2010/wordprocessingDrawing" xmlns:wp="http://schemas.openxmlformats.org/drawingml/2006/wordprocessingDrawing" xmlns:w10="urn:schemas-microsoft-com:office:word" xmlns:w="http://schemas.openxmlformats.org/wordprocessingml/2006/main" xmlns:w14="http://schemas.microsoft.com/office/word/2010/wordml" xmlns:w15="http://schemas.microsoft.com/office/word/2012/wordml" xmlns:w16cex="http://schemas.microsoft.com/office/word/2018/wordml/cex" xmlns:w16cid="http://schemas.microsoft.com/office/word/2016/wordml/cid" xmlns:w16="http://schemas.microsoft.com/office/word/2018/wordml" xmlns:w16du="http://schemas.microsoft.com/office/word/2023/wordml/word16du" xmlns:w16sdtdh="http://schemas.microsoft.com/office/word/2020/wordml/sdtdatahash" xmlns:w16sdtfl="http://schemas.microsoft.com/office/word/2024/wordml/sdtformatlock" xmlns:w16se="http://schemas.microsoft.com/office/word/2015/wordml/symex" xmlns:wpg="http://schemas.microsoft.com/office/word/2010/wordprocessingGroup" xmlns:wpi="http://schemas.microsoft.com/office/word/2010/wordprocessingInk" xmlns:wne="http://schemas.microsoft.com/office/word/2006/wordml" xmlns:wps="http://schemas.microsoft.com/office/word/2010/wordprocessingShape" mc:Ignorable="w14 w15 w16se w16cid w16 w16cex w16sdtdh w16sdtfl w16du wp14">
   <w:p>
     <w:pPr>
       <w:pBdr>
@@ -530,7 +541,7 @@
         <w:color w:val="000000"/>
       </w:rPr>
       <w:drawing>
-        <wp:inline distT="0" distB="0" distL="0" distR="0">
+        <wp:inline distT="0" distB="0" distL="0" distR="0" wp14:anchorId="36FDF32F" wp14:editId="47673295">
           <wp:extent cx="1254755" cy="679797"/>
           <wp:effectExtent l="0" t="0" r="0" b="0"/>
           <wp:docPr id="4" name="image1.jpg"/>
@@ -577,7 +588,12 @@
       </w:rPr>
       <w:tab/>
     </w:r>
-    <w:proofErr w:type="gramStart"/>
+    <w:r>
+      <w:rPr>
+        <w:color w:val="000000"/>
+      </w:rPr>
+      <w:tab/>
+    </w:r>
     <w:r>
       <w:rPr>
         <w:i/>
@@ -585,17 +601,7 @@
         <w:sz w:val="18"/>
         <w:szCs w:val="18"/>
       </w:rPr>
-      <w:t>en</w:t>
-    </w:r>
-    <w:proofErr w:type="gramEnd"/>
-    <w:r>
-      <w:rPr>
-        <w:i/>
-        <w:color w:val="000000"/>
-        <w:sz w:val="18"/>
-        <w:szCs w:val="18"/>
-      </w:rPr>
-      <w:t xml:space="preserve"> partenariat technique avec</w:t>
+      <w:t>en partenariat avec</w:t>
     </w:r>
     <w:r>
       <w:rPr>
@@ -610,7 +616,7 @@
         <w:noProof/>
       </w:rPr>
       <w:drawing>
-        <wp:anchor distT="0" distB="0" distL="114300" distR="114300" simplePos="0" relativeHeight="251658240" behindDoc="0" locked="0" layoutInCell="1" hidden="0" allowOverlap="1">
+        <wp:anchor distT="0" distB="0" distL="114300" distR="114300" simplePos="0" relativeHeight="251658240" behindDoc="0" locked="0" layoutInCell="1" hidden="0" allowOverlap="1" wp14:anchorId="5D0C562B" wp14:editId="3D5299DF">
           <wp:simplePos x="0" y="0"/>
           <wp:positionH relativeFrom="column">
             <wp:posOffset>4156931</wp:posOffset>
@@ -677,7 +683,7 @@
 </file>
 
 <file path=word/styles.xml><?xml version="1.0" encoding="utf-8"?>
-<w:styles xmlns:mc="http://schemas.openxmlformats.org/markup-compatibility/2006" xmlns:r="http://schemas.openxmlformats.org/officeDocument/2006/relationships" xmlns:w="http://schemas.openxmlformats.org/wordprocessingml/2006/main" xmlns:w14="http://schemas.microsoft.com/office/word/2010/wordml" xmlns:w15="http://schemas.microsoft.com/office/word/2012/wordml" xmlns:w16cid="http://schemas.microsoft.com/office/word/2016/wordml/cid" xmlns:w16se="http://schemas.microsoft.com/office/word/2015/wordml/symex" mc:Ignorable="w14 w15 w16se w16cid">
+<w:styles xmlns:mc="http://schemas.openxmlformats.org/markup-compatibility/2006" xmlns:r="http://schemas.openxmlformats.org/officeDocument/2006/relationships" xmlns:w="http://schemas.openxmlformats.org/wordprocessingml/2006/main" xmlns:w14="http://schemas.microsoft.com/office/word/2010/wordml" xmlns:w15="http://schemas.microsoft.com/office/word/2012/wordml" xmlns:w16cex="http://schemas.microsoft.com/office/word/2018/wordml/cex" xmlns:w16cid="http://schemas.microsoft.com/office/word/2016/wordml/cid" xmlns:w16="http://schemas.microsoft.com/office/word/2018/wordml" xmlns:w16du="http://schemas.microsoft.com/office/word/2023/wordml/word16du" xmlns:w16sdtdh="http://schemas.microsoft.com/office/word/2020/wordml/sdtdatahash" xmlns:w16sdtfl="http://schemas.microsoft.com/office/word/2024/wordml/sdtformatlock" xmlns:w16se="http://schemas.microsoft.com/office/word/2015/wordml/symex" mc:Ignorable="w14 w15 w16se w16cid w16 w16cex w16sdtdh w16sdtfl w16du">
   <w:docDefaults>
     <w:rPrDefault>
       <w:rPr>
@@ -693,7 +699,7 @@
       </w:pPr>
     </w:pPrDefault>
   </w:docDefaults>
-  <w:latentStyles w:defLockedState="0" w:defUIPriority="99" w:defSemiHidden="0" w:defUnhideWhenUsed="0" w:defQFormat="0" w:count="375">
+  <w:latentStyles w:defLockedState="0" w:defUIPriority="99" w:defSemiHidden="0" w:defUnhideWhenUsed="0" w:defQFormat="0" w:count="376">
     <w:lsdException w:name="Normal" w:uiPriority="0" w:qFormat="1"/>
     <w:lsdException w:name="heading 1" w:uiPriority="9" w:qFormat="1"/>
     <w:lsdException w:name="heading 2" w:semiHidden="1" w:uiPriority="9" w:unhideWhenUsed="1" w:qFormat="1"/>
@@ -1069,6 +1075,7 @@
     <w:lsdException w:name="Smart Hyperlink" w:semiHidden="1" w:unhideWhenUsed="1"/>
     <w:lsdException w:name="Hashtag" w:semiHidden="1" w:unhideWhenUsed="1"/>
     <w:lsdException w:name="Unresolved Mention" w:semiHidden="1" w:unhideWhenUsed="1"/>
+    <w:lsdException w:name="Smart Link" w:semiHidden="1" w:unhideWhenUsed="1"/>
   </w:latentStyles>
   <w:style w:type="paragraph" w:default="1" w:styleId="Normal">
     <w:name w:val="Normal"/>
@@ -1739,8 +1746,8 @@
 <file path=customXml/itemProps1.xml><?xml version="1.0" encoding="utf-8"?>
 <ds:datastoreItem xmlns:ds="http://schemas.openxmlformats.org/officeDocument/2006/customXml" ds:itemID="{11111111-1234-1234-1234-123412341234}">
   <ds:schemaRefs>
+    <ds:schemaRef ds:uri="http://customooxmlschemas.google.com/"/>
     <ds:schemaRef ds:uri="http://schemas.openxmlformats.org/officeDocument/2006/relationships"/>
-    <ds:schemaRef ds:uri="http://customooxmlschemas.google.com/"/>
   </ds:schemaRefs>
 </ds:datastoreItem>
 </file>